--- a/experiment 8 - Gyroscope/FUNDAMENTAL PHYSICS EXPERIMENT 8.docx
+++ b/experiment 8 - Gyroscope/FUNDAMENTAL PHYSICS EXPERIMENT 8.docx
@@ -31,18 +31,8 @@
           <w:sz w:val="20"/>
           <w:szCs w:val="22"/>
         </w:rPr>
-        <w:t xml:space="preserve">2025160133 </w:t>
-      </w:r>
-      <w:proofErr w:type="spellStart"/>
-      <w:r>
-        <w:rPr>
-          <w:rFonts w:hint="eastAsia"/>
-          <w:sz w:val="20"/>
-          <w:szCs w:val="22"/>
-        </w:rPr>
-        <w:t>조한흠</w:t>
-      </w:r>
-      <w:proofErr w:type="spellEnd"/>
+        <w:t>2025160133 조한흠</w:t>
+      </w:r>
     </w:p>
     <w:p>
       <w:pPr>
@@ -154,25 +144,7 @@
           <w:sz w:val="20"/>
           <w:szCs w:val="22"/>
         </w:rPr>
-        <w:t xml:space="preserve">는 줄의 장력이다. 힘의 작용점이 회전 중심으로부터 수직으로 위에 있기 때문에, 줄이 지면과 평행하지 않으면 그 휘어진 각도를 고려해주어야 한다. 하지만 줄이 지면과 </w:t>
-      </w:r>
-      <w:proofErr w:type="spellStart"/>
-      <w:r>
-        <w:rPr>
-          <w:rFonts w:hint="eastAsia"/>
-          <w:sz w:val="20"/>
-          <w:szCs w:val="22"/>
-        </w:rPr>
-        <w:t>평행하다면</w:t>
-      </w:r>
-      <w:proofErr w:type="spellEnd"/>
-      <w:r>
-        <w:rPr>
-          <w:rFonts w:hint="eastAsia"/>
-          <w:sz w:val="20"/>
-          <w:szCs w:val="22"/>
-        </w:rPr>
-        <w:t xml:space="preserve">, 간단히 </w:t>
+        <w:t xml:space="preserve">는 줄의 장력이다. 힘의 작용점이 회전 중심으로부터 수직으로 위에 있기 때문에, 줄이 지면과 평행하지 않으면 그 휘어진 각도를 고려해주어야 한다. 하지만 줄이 지면과 평행하다면, 간단히 </w:t>
       </w:r>
     </w:p>
     <w:p>
@@ -303,6 +275,14 @@
                 <w:sz w:val="20"/>
                 <w:szCs w:val="22"/>
               </w:rPr>
+              <m:t>r</m:t>
+            </m:r>
+            <m:r>
+              <w:rPr>
+                <w:rFonts w:ascii="Cambria Math" w:hAnsi="Cambria Math"/>
+                <w:sz w:val="20"/>
+                <w:szCs w:val="22"/>
+              </w:rPr>
               <m:t>θ</m:t>
             </m:r>
           </m:e>
@@ -313,7 +293,7 @@
             <w:sz w:val="20"/>
             <w:szCs w:val="22"/>
           </w:rPr>
-          <m:t>=r</m:t>
+          <m:t>=</m:t>
         </m:r>
         <m:acc>
           <m:accPr>
@@ -1489,25 +1469,7 @@
           <w:sz w:val="20"/>
           <w:szCs w:val="22"/>
         </w:rPr>
-        <w:t xml:space="preserve"> 형태로 </w:t>
-      </w:r>
-      <w:proofErr w:type="spellStart"/>
-      <w:r>
-        <w:rPr>
-          <w:rFonts w:hint="eastAsia"/>
-          <w:sz w:val="20"/>
-          <w:szCs w:val="22"/>
-        </w:rPr>
-        <w:t>피팅하자</w:t>
-      </w:r>
-      <w:proofErr w:type="spellEnd"/>
-      <w:r>
-        <w:rPr>
-          <w:rFonts w:hint="eastAsia"/>
-          <w:sz w:val="20"/>
-          <w:szCs w:val="22"/>
-        </w:rPr>
-        <w:t xml:space="preserve">. B를 0으로 두지 않는 이유는, 거리를 측정할 때 특정 지점에 자를 대고 측정하였는데, 그 과정에서 반복적으로 어떠한 실수가 발생해 데이터에 오프셋이 생겼을 수도 있기 때문이다. </w:t>
+        <w:t xml:space="preserve"> 형태로 피팅하자. B를 0으로 두지 않는 이유는, 거리를 측정할 때 특정 지점에 자를 대고 측정하였는데, 그 과정에서 반복적으로 어떠한 실수가 발생해 데이터에 오프셋이 생겼을 수도 있기 때문이다. </w:t>
       </w:r>
       <w:r>
         <w:rPr>
@@ -1876,61 +1838,7 @@
           <w:sz w:val="20"/>
           <w:szCs w:val="22"/>
         </w:rPr>
-        <w:t xml:space="preserve">이 실험의 목표는 </w:t>
-      </w:r>
-      <w:proofErr w:type="spellStart"/>
-      <w:r>
-        <w:rPr>
-          <w:rFonts w:hint="eastAsia"/>
-          <w:sz w:val="20"/>
-          <w:szCs w:val="22"/>
-        </w:rPr>
-        <w:t>자이로스코프의</w:t>
-      </w:r>
-      <w:proofErr w:type="spellEnd"/>
-      <w:r>
-        <w:rPr>
-          <w:rFonts w:hint="eastAsia"/>
-          <w:sz w:val="20"/>
-          <w:szCs w:val="22"/>
-        </w:rPr>
-        <w:t xml:space="preserve"> 지면과 수직인 회전축의 고정을 풀어 </w:t>
-      </w:r>
-      <w:proofErr w:type="spellStart"/>
-      <w:r>
-        <w:rPr>
-          <w:rFonts w:hint="eastAsia"/>
-          <w:sz w:val="20"/>
-          <w:szCs w:val="22"/>
-        </w:rPr>
-        <w:t>자이로스코프가</w:t>
-      </w:r>
-      <w:proofErr w:type="spellEnd"/>
-      <w:r>
-        <w:rPr>
-          <w:rFonts w:hint="eastAsia"/>
-          <w:sz w:val="20"/>
-          <w:szCs w:val="22"/>
-        </w:rPr>
-        <w:t xml:space="preserve"> 지면에 수직인 방향으로 회전하게 </w:t>
-      </w:r>
-      <w:proofErr w:type="gramStart"/>
-      <w:r>
-        <w:rPr>
-          <w:rFonts w:hint="eastAsia"/>
-          <w:sz w:val="20"/>
-          <w:szCs w:val="22"/>
-        </w:rPr>
-        <w:t>만들고</w:t>
-      </w:r>
-      <w:proofErr w:type="gramEnd"/>
-      <w:r>
-        <w:rPr>
-          <w:rFonts w:hint="eastAsia"/>
-          <w:sz w:val="20"/>
-          <w:szCs w:val="22"/>
-        </w:rPr>
-        <w:t xml:space="preserve">, 그 회전을 관측하여 precession rate </w:t>
+        <w:t xml:space="preserve">이 실험의 목표는 자이로스코프의 지면과 수직인 회전축의 고정을 풀어 자이로스코프가 지면에 수직인 방향으로 회전하게 만들고, 그 회전을 관측하여 precession rate </w:t>
       </w:r>
       <m:oMath>
         <m:r>
@@ -1961,59 +1869,13 @@
           <w:szCs w:val="22"/>
         </w:rPr>
       </w:pPr>
-      <w:proofErr w:type="spellStart"/>
-      <w:r>
-        <w:rPr>
-          <w:rFonts w:hint="eastAsia"/>
-          <w:sz w:val="20"/>
-          <w:szCs w:val="22"/>
-        </w:rPr>
-        <w:t>자이로스코프의</w:t>
-      </w:r>
-      <w:proofErr w:type="spellEnd"/>
-      <w:r>
-        <w:rPr>
-          <w:rFonts w:hint="eastAsia"/>
-          <w:sz w:val="20"/>
-          <w:szCs w:val="22"/>
-        </w:rPr>
-        <w:t xml:space="preserve"> 이론적인 배경을 고려해보자. </w:t>
-      </w:r>
-      <w:proofErr w:type="spellStart"/>
-      <w:r>
-        <w:rPr>
-          <w:rFonts w:hint="eastAsia"/>
-          <w:sz w:val="20"/>
-          <w:szCs w:val="22"/>
-        </w:rPr>
-        <w:t>자이로스코프의</w:t>
-      </w:r>
-      <w:proofErr w:type="spellEnd"/>
-      <w:r>
-        <w:rPr>
-          <w:rFonts w:hint="eastAsia"/>
-          <w:sz w:val="20"/>
-          <w:szCs w:val="22"/>
-        </w:rPr>
-        <w:t xml:space="preserve"> 끝에 질량 m인 추를 붙인다. 이 위치는 </w:t>
-      </w:r>
-      <w:proofErr w:type="spellStart"/>
-      <w:r>
-        <w:rPr>
-          <w:rFonts w:hint="eastAsia"/>
-          <w:sz w:val="20"/>
-          <w:szCs w:val="22"/>
-        </w:rPr>
-        <w:t>자이로스코프의</w:t>
-      </w:r>
-      <w:proofErr w:type="spellEnd"/>
-      <w:r>
-        <w:rPr>
-          <w:rFonts w:hint="eastAsia"/>
-          <w:sz w:val="20"/>
-          <w:szCs w:val="22"/>
-        </w:rPr>
-        <w:t xml:space="preserve"> 원판의 회전축 상에서 원판과 매우 가까운 위치이다. 이 질량은 </w:t>
+      <w:r>
+        <w:rPr>
+          <w:rFonts w:hint="eastAsia"/>
+          <w:sz w:val="20"/>
+          <w:szCs w:val="22"/>
+        </w:rPr>
+        <w:t xml:space="preserve">자이로스코프의 이론적인 배경을 고려해보자. 자이로스코프의 끝에 질량 m인 추를 붙인다. 이 위치는 자이로스코프의 원판의 회전축 상에서 원판과 매우 가까운 위치이다. 이 질량은 </w:t>
       </w:r>
       <m:oMath>
         <m:groupChr>
@@ -2526,25 +2388,7 @@
           <w:sz w:val="20"/>
           <w:szCs w:val="22"/>
         </w:rPr>
-        <w:t>이</w:t>
-      </w:r>
-      <w:proofErr w:type="spellStart"/>
-      <w:r>
-        <w:rPr>
-          <w:rFonts w:hint="eastAsia"/>
-          <w:sz w:val="20"/>
-          <w:szCs w:val="22"/>
-        </w:rPr>
-        <w:t>므로</w:t>
-      </w:r>
-      <w:proofErr w:type="spellEnd"/>
-      <w:r>
-        <w:rPr>
-          <w:rFonts w:hint="eastAsia"/>
-          <w:sz w:val="20"/>
-          <w:szCs w:val="22"/>
-        </w:rPr>
-        <w:t xml:space="preserve">, </w:t>
+        <w:t xml:space="preserve">이므로, </w:t>
       </w:r>
     </w:p>
     <w:p>
@@ -2752,25 +2596,7 @@
                 <w:sz w:val="20"/>
                 <w:szCs w:val="22"/>
               </w:rPr>
-              <w:t>(</w:t>
-            </w:r>
-            <w:proofErr w:type="gramStart"/>
-            <w:r>
-              <w:rPr>
-                <w:rFonts w:hint="eastAsia"/>
-                <w:sz w:val="20"/>
-                <w:szCs w:val="22"/>
-              </w:rPr>
-              <w:t>rad</w:t>
-            </w:r>
-            <w:proofErr w:type="gramEnd"/>
-            <w:r>
-              <w:rPr>
-                <w:rFonts w:hint="eastAsia"/>
-                <w:sz w:val="20"/>
-                <w:szCs w:val="22"/>
-              </w:rPr>
-              <w:t>/s)</w:t>
+              <w:t>(rad/s)</w:t>
             </w:r>
           </w:p>
         </w:tc>
@@ -3746,95 +3572,23 @@
           <w:sz w:val="20"/>
           <w:szCs w:val="22"/>
         </w:rPr>
-        <w:t xml:space="preserve">위의 </w:t>
-      </w:r>
-      <w:proofErr w:type="spellStart"/>
-      <w:r>
-        <w:rPr>
-          <w:rFonts w:hint="eastAsia"/>
-          <w:sz w:val="20"/>
-          <w:szCs w:val="22"/>
-        </w:rPr>
-        <w:t>자료중</w:t>
-      </w:r>
-      <w:proofErr w:type="spellEnd"/>
-      <w:r>
-        <w:rPr>
-          <w:rFonts w:hint="eastAsia"/>
-          <w:sz w:val="20"/>
-          <w:szCs w:val="22"/>
-        </w:rPr>
-        <w:t xml:space="preserve"> fitted </w:t>
-      </w:r>
-      <w:proofErr w:type="gramStart"/>
-      <w:r>
-        <w:rPr>
-          <w:rFonts w:hint="eastAsia"/>
-          <w:sz w:val="20"/>
-          <w:szCs w:val="22"/>
-        </w:rPr>
-        <w:t>I 는</w:t>
-      </w:r>
-      <w:proofErr w:type="gramEnd"/>
-      <w:r>
-        <w:rPr>
-          <w:rFonts w:hint="eastAsia"/>
-          <w:sz w:val="20"/>
-          <w:szCs w:val="22"/>
-        </w:rPr>
-        <w:t xml:space="preserve"> 이후에 제시할 피팅에서 나온다. </w:t>
-      </w:r>
-    </w:p>
-    <w:p>
-      <w:pPr>
-        <w:rPr>
-          <w:sz w:val="20"/>
-          <w:szCs w:val="22"/>
-        </w:rPr>
-      </w:pPr>
-      <w:r>
-        <w:rPr>
-          <w:rFonts w:hint="eastAsia"/>
-          <w:sz w:val="20"/>
-          <w:szCs w:val="22"/>
-        </w:rPr>
-        <w:t xml:space="preserve">총 6번 측정하였고, 6번의 측정 모두, 공통적으로 precession을 하며 회전판이 중력을 이기지 못하고 떨어지면 연직축의 관성모멘트가 작아져 </w:t>
-      </w:r>
-      <w:proofErr w:type="spellStart"/>
-      <w:r>
-        <w:rPr>
-          <w:rFonts w:hint="eastAsia"/>
-          <w:sz w:val="20"/>
-          <w:szCs w:val="22"/>
-        </w:rPr>
-        <w:t>각속력이</w:t>
-      </w:r>
-      <w:proofErr w:type="spellEnd"/>
-      <w:r>
-        <w:rPr>
-          <w:rFonts w:hint="eastAsia"/>
-          <w:sz w:val="20"/>
-          <w:szCs w:val="22"/>
-        </w:rPr>
-        <w:t xml:space="preserve"> 증가하고, 그러면 회전판과 함께 회전하는 관성계에서는 </w:t>
-      </w:r>
-      <w:proofErr w:type="spellStart"/>
-      <w:r>
-        <w:rPr>
-          <w:rFonts w:hint="eastAsia"/>
-          <w:sz w:val="20"/>
-          <w:szCs w:val="22"/>
-        </w:rPr>
-        <w:t>관성력</w:t>
-      </w:r>
-      <w:proofErr w:type="spellEnd"/>
-      <w:r>
-        <w:rPr>
-          <w:rFonts w:hint="eastAsia"/>
-          <w:sz w:val="20"/>
-          <w:szCs w:val="22"/>
-        </w:rPr>
-        <w:t xml:space="preserve"> </w:t>
+        <w:t xml:space="preserve">위의 자료중 fitted I 는 이후에 제시할 피팅에서 나온다. </w:t>
+      </w:r>
+    </w:p>
+    <w:p>
+      <w:pPr>
+        <w:rPr>
+          <w:sz w:val="20"/>
+          <w:szCs w:val="22"/>
+        </w:rPr>
+      </w:pPr>
+      <w:r>
+        <w:rPr>
+          <w:rFonts w:hint="eastAsia"/>
+          <w:sz w:val="20"/>
+          <w:szCs w:val="22"/>
+        </w:rPr>
+        <w:t xml:space="preserve">총 6번 측정하였고, 6번의 측정 모두, 공통적으로 precession을 하며 회전판이 중력을 이기지 못하고 떨어지면 연직축의 관성모멘트가 작아져 각속력이 증가하고, 그러면 회전판과 함께 회전하는 관성계에서는 관성력 </w:t>
       </w:r>
       <m:oMath>
         <m:r>
@@ -4023,23 +3777,13 @@
           <w:szCs w:val="22"/>
         </w:rPr>
       </w:pPr>
-      <w:proofErr w:type="spellStart"/>
-      <w:r>
-        <w:rPr>
-          <w:rFonts w:hint="eastAsia"/>
-          <w:sz w:val="20"/>
-          <w:szCs w:val="22"/>
-        </w:rPr>
-        <w:t>라고</w:t>
-      </w:r>
-      <w:proofErr w:type="spellEnd"/>
-      <w:r>
-        <w:rPr>
-          <w:rFonts w:hint="eastAsia"/>
-          <w:sz w:val="20"/>
-          <w:szCs w:val="22"/>
-        </w:rPr>
-        <w:t xml:space="preserve"> 생각할 수 있다. 우리가 실험으로 측정한 데이터는 이를 적분한 꼴 이므로, </w:t>
+      <w:r>
+        <w:rPr>
+          <w:rFonts w:hint="eastAsia"/>
+          <w:sz w:val="20"/>
+          <w:szCs w:val="22"/>
+        </w:rPr>
+        <w:t xml:space="preserve">라고 생각할 수 있다. 우리가 실험으로 측정한 데이터는 이를 적분한 꼴 이므로, </w:t>
       </w:r>
     </w:p>
     <w:p>
@@ -4204,25 +3948,7 @@
           <w:sz w:val="20"/>
           <w:szCs w:val="22"/>
         </w:rPr>
-        <w:t xml:space="preserve"> </w:t>
-      </w:r>
-      <w:proofErr w:type="spellStart"/>
-      <w:r>
-        <w:rPr>
-          <w:rFonts w:hint="eastAsia"/>
-          <w:sz w:val="20"/>
-          <w:szCs w:val="22"/>
-        </w:rPr>
-        <w:t>를</w:t>
-      </w:r>
-      <w:proofErr w:type="spellEnd"/>
-      <w:r>
-        <w:rPr>
-          <w:rFonts w:hint="eastAsia"/>
-          <w:sz w:val="20"/>
-          <w:szCs w:val="22"/>
-        </w:rPr>
-        <w:t xml:space="preserve"> 결정해야 한다.</w:t>
+        <w:t xml:space="preserve"> 를 결정해야 한다.</w:t>
       </w:r>
     </w:p>
     <w:p>
@@ -4254,25 +3980,7 @@
           <w:sz w:val="20"/>
           <w:szCs w:val="22"/>
         </w:rPr>
-        <w:t xml:space="preserve">위에서 결정한 함수의 형태로 </w:t>
-      </w:r>
-      <w:proofErr w:type="spellStart"/>
-      <w:r>
-        <w:rPr>
-          <w:rFonts w:hint="eastAsia"/>
-          <w:sz w:val="20"/>
-          <w:szCs w:val="22"/>
-        </w:rPr>
-        <w:t>피팅하면</w:t>
-      </w:r>
-      <w:proofErr w:type="spellEnd"/>
-      <w:r>
-        <w:rPr>
-          <w:rFonts w:hint="eastAsia"/>
-          <w:sz w:val="20"/>
-          <w:szCs w:val="22"/>
-        </w:rPr>
-        <w:t xml:space="preserve">, </w:t>
+        <w:t xml:space="preserve">위에서 결정한 함수의 형태로 피팅하면, </w:t>
       </w:r>
     </w:p>
     <w:p>
@@ -5473,25 +5181,7 @@
           <w:sz w:val="20"/>
           <w:szCs w:val="22"/>
         </w:rPr>
-        <w:t xml:space="preserve">를 결정하겠다. 피팅을 이미 하였기에, 원래 데이터가 아닌 </w:t>
-      </w:r>
-      <w:proofErr w:type="spellStart"/>
-      <w:r>
-        <w:rPr>
-          <w:rFonts w:hint="eastAsia"/>
-          <w:sz w:val="20"/>
-          <w:szCs w:val="22"/>
-        </w:rPr>
-        <w:t>피팅된</w:t>
-      </w:r>
-      <w:proofErr w:type="spellEnd"/>
-      <w:r>
-        <w:rPr>
-          <w:rFonts w:hint="eastAsia"/>
-          <w:sz w:val="20"/>
-          <w:szCs w:val="22"/>
-        </w:rPr>
-        <w:t xml:space="preserve"> 함수로 생각하겠다. 앞서 구한 </w:t>
+        <w:t xml:space="preserve">를 결정하겠다. 피팅을 이미 하였기에, 원래 데이터가 아닌 피팅된 함수로 생각하겠다. 앞서 구한 </w:t>
       </w:r>
       <m:oMath>
         <m:r>
@@ -5681,11 +5371,1923 @@
     <w:p>
       <w:pPr>
         <w:rPr>
-          <w:rFonts w:hint="eastAsia"/>
-          <w:sz w:val="20"/>
-          <w:szCs w:val="22"/>
-        </w:rPr>
-      </w:pPr>
+          <w:sz w:val="20"/>
+          <w:szCs w:val="22"/>
+        </w:rPr>
+      </w:pPr>
+      <w:r>
+        <w:rPr>
+          <w:rFonts w:hint="eastAsia"/>
+          <w:sz w:val="20"/>
+          <w:szCs w:val="22"/>
+        </w:rPr>
+        <w:t xml:space="preserve">본 실험에서는 자이로스코프를 살짝 밀었을 때의 경우를 관찰한다. </w:t>
+      </w:r>
+    </w:p>
+    <w:p>
+      <w:pPr>
+        <w:rPr>
+          <w:sz w:val="20"/>
+          <w:szCs w:val="22"/>
+        </w:rPr>
+      </w:pPr>
+      <w:r>
+        <w:rPr>
+          <w:rFonts w:hint="eastAsia"/>
+          <w:noProof/>
+          <w:sz w:val="20"/>
+          <w:szCs w:val="22"/>
+        </w:rPr>
+        <w:lastRenderedPageBreak/>
+        <w:drawing>
+          <wp:inline distT="0" distB="0" distL="0" distR="0" wp14:anchorId="4652D5DA" wp14:editId="4CF51A18">
+            <wp:extent cx="1633289" cy="2410403"/>
+            <wp:effectExtent l="0" t="0" r="5080" b="9525"/>
+            <wp:docPr id="136233933" name="그림 8"/>
+            <wp:cNvGraphicFramePr>
+              <a:graphicFrameLocks xmlns:a="http://schemas.openxmlformats.org/drawingml/2006/main" noChangeAspect="1"/>
+            </wp:cNvGraphicFramePr>
+            <a:graphic xmlns:a="http://schemas.openxmlformats.org/drawingml/2006/main">
+              <a:graphicData uri="http://schemas.openxmlformats.org/drawingml/2006/picture">
+                <pic:pic xmlns:pic="http://schemas.openxmlformats.org/drawingml/2006/picture">
+                  <pic:nvPicPr>
+                    <pic:cNvPr id="136233933" name="그림 136233933"/>
+                    <pic:cNvPicPr/>
+                  </pic:nvPicPr>
+                  <pic:blipFill>
+                    <a:blip r:embed="rId12" cstate="print">
+                      <a:extLst>
+                        <a:ext uri="{28A0092B-C50C-407E-A947-70E740481C1C}">
+                          <a14:useLocalDpi xmlns:a14="http://schemas.microsoft.com/office/drawing/2010/main" val="0"/>
+                        </a:ext>
+                      </a:extLst>
+                    </a:blip>
+                    <a:stretch>
+                      <a:fillRect/>
+                    </a:stretch>
+                  </pic:blipFill>
+                  <pic:spPr>
+                    <a:xfrm>
+                      <a:off x="0" y="0"/>
+                      <a:ext cx="1658528" cy="2447650"/>
+                    </a:xfrm>
+                    <a:prstGeom prst="rect">
+                      <a:avLst/>
+                    </a:prstGeom>
+                  </pic:spPr>
+                </pic:pic>
+              </a:graphicData>
+            </a:graphic>
+          </wp:inline>
+        </w:drawing>
+      </w:r>
+      <w:r>
+        <w:rPr>
+          <w:rFonts w:hint="eastAsia"/>
+          <w:noProof/>
+          <w:sz w:val="20"/>
+          <w:szCs w:val="22"/>
+        </w:rPr>
+        <w:drawing>
+          <wp:inline distT="0" distB="0" distL="0" distR="0" wp14:anchorId="3DEC5C93" wp14:editId="1C283139">
+            <wp:extent cx="1727570" cy="2420895"/>
+            <wp:effectExtent l="0" t="0" r="6350" b="0"/>
+            <wp:docPr id="948061066" name="그림 9"/>
+            <wp:cNvGraphicFramePr>
+              <a:graphicFrameLocks xmlns:a="http://schemas.openxmlformats.org/drawingml/2006/main" noChangeAspect="1"/>
+            </wp:cNvGraphicFramePr>
+            <a:graphic xmlns:a="http://schemas.openxmlformats.org/drawingml/2006/main">
+              <a:graphicData uri="http://schemas.openxmlformats.org/drawingml/2006/picture">
+                <pic:pic xmlns:pic="http://schemas.openxmlformats.org/drawingml/2006/picture">
+                  <pic:nvPicPr>
+                    <pic:cNvPr id="948061066" name="그림 948061066"/>
+                    <pic:cNvPicPr/>
+                  </pic:nvPicPr>
+                  <pic:blipFill>
+                    <a:blip r:embed="rId13" cstate="print">
+                      <a:extLst>
+                        <a:ext uri="{28A0092B-C50C-407E-A947-70E740481C1C}">
+                          <a14:useLocalDpi xmlns:a14="http://schemas.microsoft.com/office/drawing/2010/main" val="0"/>
+                        </a:ext>
+                      </a:extLst>
+                    </a:blip>
+                    <a:stretch>
+                      <a:fillRect/>
+                    </a:stretch>
+                  </pic:blipFill>
+                  <pic:spPr>
+                    <a:xfrm>
+                      <a:off x="0" y="0"/>
+                      <a:ext cx="1762462" cy="2469791"/>
+                    </a:xfrm>
+                    <a:prstGeom prst="rect">
+                      <a:avLst/>
+                    </a:prstGeom>
+                  </pic:spPr>
+                </pic:pic>
+              </a:graphicData>
+            </a:graphic>
+          </wp:inline>
+        </w:drawing>
+      </w:r>
+    </w:p>
+    <w:p>
+      <w:pPr>
+        <w:rPr>
+          <w:rFonts w:hint="eastAsia"/>
+          <w:sz w:val="20"/>
+          <w:szCs w:val="22"/>
+        </w:rPr>
+      </w:pPr>
+      <w:r>
+        <w:rPr>
+          <w:rFonts w:hint="eastAsia"/>
+          <w:sz w:val="20"/>
+          <w:szCs w:val="22"/>
+        </w:rPr>
+        <w:t>&lt;figure 8: from rest&gt;      &lt;figure 9: pushed forward&gt;</w:t>
+      </w:r>
+    </w:p>
+    <w:p>
+      <w:pPr>
+        <w:rPr>
+          <w:sz w:val="20"/>
+          <w:szCs w:val="22"/>
+        </w:rPr>
+      </w:pPr>
+      <w:r>
+        <w:rPr>
+          <w:rFonts w:hint="eastAsia"/>
+          <w:noProof/>
+          <w:sz w:val="20"/>
+          <w:szCs w:val="22"/>
+        </w:rPr>
+        <w:drawing>
+          <wp:inline distT="0" distB="0" distL="0" distR="0" wp14:anchorId="2A950A78" wp14:editId="37503C5B">
+            <wp:extent cx="1641764" cy="2344053"/>
+            <wp:effectExtent l="0" t="0" r="0" b="0"/>
+            <wp:docPr id="1249557705" name="그림 10"/>
+            <wp:cNvGraphicFramePr>
+              <a:graphicFrameLocks xmlns:a="http://schemas.openxmlformats.org/drawingml/2006/main" noChangeAspect="1"/>
+            </wp:cNvGraphicFramePr>
+            <a:graphic xmlns:a="http://schemas.openxmlformats.org/drawingml/2006/main">
+              <a:graphicData uri="http://schemas.openxmlformats.org/drawingml/2006/picture">
+                <pic:pic xmlns:pic="http://schemas.openxmlformats.org/drawingml/2006/picture">
+                  <pic:nvPicPr>
+                    <pic:cNvPr id="1249557705" name="그림 1249557705"/>
+                    <pic:cNvPicPr/>
+                  </pic:nvPicPr>
+                  <pic:blipFill>
+                    <a:blip r:embed="rId14" cstate="print">
+                      <a:extLst>
+                        <a:ext uri="{28A0092B-C50C-407E-A947-70E740481C1C}">
+                          <a14:useLocalDpi xmlns:a14="http://schemas.microsoft.com/office/drawing/2010/main" val="0"/>
+                        </a:ext>
+                      </a:extLst>
+                    </a:blip>
+                    <a:stretch>
+                      <a:fillRect/>
+                    </a:stretch>
+                  </pic:blipFill>
+                  <pic:spPr>
+                    <a:xfrm>
+                      <a:off x="0" y="0"/>
+                      <a:ext cx="1660885" cy="2371354"/>
+                    </a:xfrm>
+                    <a:prstGeom prst="rect">
+                      <a:avLst/>
+                    </a:prstGeom>
+                  </pic:spPr>
+                </pic:pic>
+              </a:graphicData>
+            </a:graphic>
+          </wp:inline>
+        </w:drawing>
+      </w:r>
+      <w:r>
+        <w:rPr>
+          <w:rFonts w:hint="eastAsia"/>
+          <w:noProof/>
+          <w:sz w:val="20"/>
+          <w:szCs w:val="22"/>
+        </w:rPr>
+        <w:drawing>
+          <wp:inline distT="0" distB="0" distL="0" distR="0" wp14:anchorId="15E1FE15" wp14:editId="2BA36B18">
+            <wp:extent cx="1735886" cy="2355273"/>
+            <wp:effectExtent l="0" t="0" r="0" b="6985"/>
+            <wp:docPr id="1186154578" name="그림 11"/>
+            <wp:cNvGraphicFramePr>
+              <a:graphicFrameLocks xmlns:a="http://schemas.openxmlformats.org/drawingml/2006/main" noChangeAspect="1"/>
+            </wp:cNvGraphicFramePr>
+            <a:graphic xmlns:a="http://schemas.openxmlformats.org/drawingml/2006/main">
+              <a:graphicData uri="http://schemas.openxmlformats.org/drawingml/2006/picture">
+                <pic:pic xmlns:pic="http://schemas.openxmlformats.org/drawingml/2006/picture">
+                  <pic:nvPicPr>
+                    <pic:cNvPr id="1186154578" name="그림 1186154578"/>
+                    <pic:cNvPicPr/>
+                  </pic:nvPicPr>
+                  <pic:blipFill>
+                    <a:blip r:embed="rId15" cstate="print">
+                      <a:extLst>
+                        <a:ext uri="{28A0092B-C50C-407E-A947-70E740481C1C}">
+                          <a14:useLocalDpi xmlns:a14="http://schemas.microsoft.com/office/drawing/2010/main" val="0"/>
+                        </a:ext>
+                      </a:extLst>
+                    </a:blip>
+                    <a:stretch>
+                      <a:fillRect/>
+                    </a:stretch>
+                  </pic:blipFill>
+                  <pic:spPr>
+                    <a:xfrm>
+                      <a:off x="0" y="0"/>
+                      <a:ext cx="1748584" cy="2372502"/>
+                    </a:xfrm>
+                    <a:prstGeom prst="rect">
+                      <a:avLst/>
+                    </a:prstGeom>
+                  </pic:spPr>
+                </pic:pic>
+              </a:graphicData>
+            </a:graphic>
+          </wp:inline>
+        </w:drawing>
+      </w:r>
+    </w:p>
+    <w:p>
+      <w:pPr>
+        <w:rPr>
+          <w:sz w:val="20"/>
+          <w:szCs w:val="22"/>
+        </w:rPr>
+      </w:pPr>
+      <w:r>
+        <w:rPr>
+          <w:rFonts w:hint="eastAsia"/>
+          <w:sz w:val="20"/>
+          <w:szCs w:val="22"/>
+        </w:rPr>
+        <w:t>&lt;figure 10: pushed forward&gt; &lt;figure 11: pushed backward&gt;</w:t>
+      </w:r>
+    </w:p>
+    <w:p>
+      <w:pPr>
+        <w:rPr>
+          <w:sz w:val="20"/>
+          <w:szCs w:val="22"/>
+        </w:rPr>
+      </w:pPr>
+      <w:r>
+        <w:rPr>
+          <w:rFonts w:hint="eastAsia"/>
+          <w:sz w:val="20"/>
+          <w:szCs w:val="22"/>
+        </w:rPr>
+        <w:t xml:space="preserve">앞으로 미는 경우, 처음엔 &lt;figure 9&gt;처럼 회전판이 위아래로 진동했지만, 이후 &lt;figure 10&gt;처럼 거의 직선으로 돌아갔다. </w:t>
+      </w:r>
+    </w:p>
+    <w:p>
+      <w:pPr>
+        <w:pStyle w:val="a6"/>
+        <w:numPr>
+          <w:ilvl w:val="0"/>
+          <w:numId w:val="1"/>
+        </w:numPr>
+        <w:rPr>
+          <w:sz w:val="20"/>
+          <w:szCs w:val="22"/>
+        </w:rPr>
+      </w:pPr>
+      <w:r>
+        <w:rPr>
+          <w:rFonts w:hint="eastAsia"/>
+          <w:sz w:val="20"/>
+          <w:szCs w:val="22"/>
+        </w:rPr>
+        <w:t>Discussion</w:t>
+      </w:r>
+    </w:p>
+    <w:p>
+      <w:pPr>
+        <w:rPr>
+          <w:sz w:val="20"/>
+          <w:szCs w:val="22"/>
+        </w:rPr>
+      </w:pPr>
+      <w:r>
+        <w:rPr>
+          <w:rFonts w:hint="eastAsia"/>
+          <w:sz w:val="20"/>
+          <w:szCs w:val="22"/>
+        </w:rPr>
+        <w:t xml:space="preserve">실험 2에서, add-on mass 자체의 부피 때문에 중력이 원판의 축 끝에 바로 걸렸다고 보기 어렵다. 한편, 이론적인 식은 이 차이에 대해서는 고려하지 않았기 때문에 이론적으로 예상되는 바와 차이가 있을 수 있다. 이와 같은 이유로, 원판의 두께 때문에 원판의 질량 중심 위치와 힘이 가해지는 위치가 달라지기도 한다. </w:t>
+      </w:r>
+    </w:p>
+    <w:p>
+      <w:pPr>
+        <w:rPr>
+          <w:rFonts w:hint="eastAsia"/>
+          <w:sz w:val="20"/>
+          <w:szCs w:val="22"/>
+        </w:rPr>
+      </w:pPr>
+      <w:r>
+        <w:rPr>
+          <w:rFonts w:hint="eastAsia"/>
+          <w:sz w:val="20"/>
+          <w:szCs w:val="22"/>
+        </w:rPr>
+        <w:t xml:space="preserve">그리고, 원판은 돌고, 토크가 각운동량의 방향을 바꿀 때, 이론적으로 연직 방향의 회전축과 회전판을 연결하는 막대의 질량은 0이다. 하지만, 실제로 그 막대는 질량을 가지므로 그 막대도 자체적인 관성모멘트를 갖는다. 즉, 회전판의 각운동량의 변화가 막대의 각운동량 변화에 기여하게 된다. </w:t>
+      </w:r>
+    </w:p>
+    <w:p>
+      <w:pPr>
+        <w:rPr>
+          <w:sz w:val="20"/>
+          <w:szCs w:val="22"/>
+        </w:rPr>
+      </w:pPr>
+      <w:r>
+        <w:rPr>
+          <w:rFonts w:hint="eastAsia"/>
+          <w:sz w:val="20"/>
+          <w:szCs w:val="22"/>
+        </w:rPr>
+        <w:t xml:space="preserve">한편, 이 이론적 모델은 </w:t>
+      </w:r>
+      <w:r>
+        <w:rPr>
+          <w:rFonts w:hint="eastAsia"/>
+          <w:sz w:val="20"/>
+          <w:szCs w:val="22"/>
+        </w:rPr>
+        <w:t>precession에서 회전판이 중력에 의해 아래로 넘어지는 것을 고려하지 않</w:t>
+      </w:r>
+      <w:r>
+        <w:rPr>
+          <w:rFonts w:hint="eastAsia"/>
+          <w:sz w:val="20"/>
+          <w:szCs w:val="22"/>
+        </w:rPr>
+        <w:lastRenderedPageBreak/>
+        <w:t xml:space="preserve">았다. 초기 조건이 잘 맞는 경우, 회전판이 넘어지지 않고 그대로 회전할 수도 있지만, 실험을 진행한 환경에서는 원판의 각속도를 미세하게 조절하기 어려웠기 때문에 대부분의 경우엔 자이로스코프가 위아래로 흔들렸다. 이렇게 회전판이 넘어질 때, 회전 방향을 고려하면 막대의 관성모멘트가 크게 작아진다. 이런 현상은 각가속도를 만들게 되고, 이는 또 다른 토크가 되어 원판의 회전에 영향을 줄 수 있다. </w:t>
+      </w:r>
+    </w:p>
+    <w:p>
+      <w:pPr>
+        <w:rPr>
+          <w:sz w:val="20"/>
+          <w:szCs w:val="22"/>
+        </w:rPr>
+      </w:pPr>
+      <w:r>
+        <w:rPr>
+          <w:rFonts w:hint="eastAsia"/>
+          <w:sz w:val="20"/>
+          <w:szCs w:val="22"/>
+        </w:rPr>
+        <w:t xml:space="preserve">이제, 이를 이용하여 우리가 측정한 관성모멘트가 이론적으로 예상되는 관성모멘트와 어떻게 다른지 알아보자. 회전판의 질량은 2 kg이고, 반지름은 12.5 cm이다. 고로, </w:t>
+      </w:r>
+      <m:oMath>
+        <m:r>
+          <w:rPr>
+            <w:rFonts w:ascii="Cambria Math" w:hAnsi="Cambria Math"/>
+            <w:sz w:val="20"/>
+            <w:szCs w:val="22"/>
+          </w:rPr>
+          <m:t>I=</m:t>
+        </m:r>
+        <m:f>
+          <m:fPr>
+            <m:ctrlPr>
+              <w:rPr>
+                <w:rFonts w:ascii="Cambria Math" w:hAnsi="Cambria Math"/>
+                <w:sz w:val="20"/>
+                <w:szCs w:val="22"/>
+              </w:rPr>
+            </m:ctrlPr>
+          </m:fPr>
+          <m:num>
+            <m:r>
+              <w:rPr>
+                <w:rFonts w:ascii="Cambria Math" w:hAnsi="Cambria Math"/>
+                <w:sz w:val="20"/>
+                <w:szCs w:val="22"/>
+              </w:rPr>
+              <m:t>1</m:t>
+            </m:r>
+          </m:num>
+          <m:den>
+            <m:r>
+              <w:rPr>
+                <w:rFonts w:ascii="Cambria Math" w:hAnsi="Cambria Math"/>
+                <w:sz w:val="20"/>
+                <w:szCs w:val="22"/>
+              </w:rPr>
+              <m:t>2</m:t>
+            </m:r>
+          </m:den>
+        </m:f>
+        <m:r>
+          <w:rPr>
+            <w:rFonts w:ascii="Cambria Math" w:hAnsi="Cambria Math"/>
+            <w:sz w:val="20"/>
+            <w:szCs w:val="22"/>
+          </w:rPr>
+          <m:t>M</m:t>
+        </m:r>
+        <m:sSup>
+          <m:sSupPr>
+            <m:ctrlPr>
+              <w:rPr>
+                <w:rFonts w:ascii="Cambria Math" w:hAnsi="Cambria Math"/>
+                <w:sz w:val="20"/>
+                <w:szCs w:val="22"/>
+              </w:rPr>
+            </m:ctrlPr>
+          </m:sSupPr>
+          <m:e>
+            <m:r>
+              <w:rPr>
+                <w:rFonts w:ascii="Cambria Math" w:hAnsi="Cambria Math"/>
+                <w:sz w:val="20"/>
+                <w:szCs w:val="22"/>
+              </w:rPr>
+              <m:t>R</m:t>
+            </m:r>
+          </m:e>
+          <m:sup>
+            <m:r>
+              <w:rPr>
+                <w:rFonts w:ascii="Cambria Math" w:hAnsi="Cambria Math"/>
+                <w:sz w:val="20"/>
+                <w:szCs w:val="22"/>
+              </w:rPr>
+              <m:t>2</m:t>
+            </m:r>
+          </m:sup>
+        </m:sSup>
+        <m:r>
+          <w:rPr>
+            <w:rFonts w:ascii="Cambria Math" w:hAnsi="Cambria Math"/>
+            <w:sz w:val="20"/>
+            <w:szCs w:val="22"/>
+          </w:rPr>
+          <m:t>=0.015625kg⋅</m:t>
+        </m:r>
+        <m:sSup>
+          <m:sSupPr>
+            <m:ctrlPr>
+              <w:rPr>
+                <w:rFonts w:ascii="Cambria Math" w:hAnsi="Cambria Math"/>
+                <w:sz w:val="20"/>
+                <w:szCs w:val="22"/>
+              </w:rPr>
+            </m:ctrlPr>
+          </m:sSupPr>
+          <m:e>
+            <m:r>
+              <w:rPr>
+                <w:rFonts w:ascii="Cambria Math" w:hAnsi="Cambria Math"/>
+                <w:sz w:val="20"/>
+                <w:szCs w:val="22"/>
+              </w:rPr>
+              <m:t>m</m:t>
+            </m:r>
+          </m:e>
+          <m:sup>
+            <m:r>
+              <w:rPr>
+                <w:rFonts w:ascii="Cambria Math" w:hAnsi="Cambria Math"/>
+                <w:sz w:val="20"/>
+                <w:szCs w:val="22"/>
+              </w:rPr>
+              <m:t>2</m:t>
+            </m:r>
+          </m:sup>
+        </m:sSup>
+      </m:oMath>
+      <w:r>
+        <w:rPr>
+          <w:rFonts w:hint="eastAsia"/>
+          <w:sz w:val="20"/>
+          <w:szCs w:val="22"/>
+        </w:rPr>
+        <w:t>이다. 이를 실험에서 측정한 값과 비교하면,</w:t>
+      </w:r>
+    </w:p>
+    <w:tbl>
+      <w:tblPr>
+        <w:tblStyle w:val="ab"/>
+        <w:tblW w:w="0" w:type="auto"/>
+        <w:tblLook w:val="04A0" w:firstRow="1" w:lastRow="0" w:firstColumn="1" w:lastColumn="0" w:noHBand="0" w:noVBand="1"/>
+      </w:tblPr>
+      <w:tblGrid>
+        <w:gridCol w:w="2254"/>
+        <w:gridCol w:w="2254"/>
+        <w:gridCol w:w="2254"/>
+        <w:gridCol w:w="2254"/>
+      </w:tblGrid>
+      <w:tr>
+        <w:tc>
+          <w:tcPr>
+            <w:tcW w:w="2254" w:type="dxa"/>
+          </w:tcPr>
+          <w:p>
+            <w:pPr>
+              <w:rPr>
+                <w:rFonts w:hint="eastAsia"/>
+                <w:sz w:val="20"/>
+                <w:szCs w:val="22"/>
+              </w:rPr>
+            </w:pPr>
+            <w:r>
+              <w:rPr>
+                <w:rFonts w:hint="eastAsia"/>
+                <w:sz w:val="20"/>
+                <w:szCs w:val="22"/>
+              </w:rPr>
+              <w:t>No</w:t>
+            </w:r>
+          </w:p>
+        </w:tc>
+        <w:tc>
+          <w:tcPr>
+            <w:tcW w:w="2254" w:type="dxa"/>
+          </w:tcPr>
+          <w:p>
+            <w:pPr>
+              <w:rPr>
+                <w:rFonts w:hint="eastAsia"/>
+                <w:sz w:val="20"/>
+                <w:szCs w:val="22"/>
+              </w:rPr>
+            </w:pPr>
+            <m:oMathPara>
+              <m:oMath>
+                <m:sSub>
+                  <m:sSubPr>
+                    <m:ctrlPr>
+                      <w:rPr>
+                        <w:rFonts w:ascii="Cambria Math" w:hAnsi="Cambria Math"/>
+                        <w:sz w:val="20"/>
+                        <w:szCs w:val="22"/>
+                      </w:rPr>
+                    </m:ctrlPr>
+                  </m:sSubPr>
+                  <m:e>
+                    <m:r>
+                      <w:rPr>
+                        <w:rFonts w:ascii="Cambria Math" w:hAnsi="Cambria Math"/>
+                        <w:sz w:val="20"/>
+                        <w:szCs w:val="22"/>
+                      </w:rPr>
+                      <m:t>I</m:t>
+                    </m:r>
+                  </m:e>
+                  <m:sub>
+                    <m:r>
+                      <w:rPr>
+                        <w:rFonts w:ascii="Cambria Math" w:hAnsi="Cambria Math"/>
+                        <w:sz w:val="20"/>
+                        <w:szCs w:val="22"/>
+                      </w:rPr>
+                      <m:t>meassured</m:t>
+                    </m:r>
+                  </m:sub>
+                </m:sSub>
+              </m:oMath>
+            </m:oMathPara>
+          </w:p>
+        </w:tc>
+        <w:tc>
+          <w:tcPr>
+            <w:tcW w:w="2254" w:type="dxa"/>
+          </w:tcPr>
+          <w:p>
+            <w:pPr>
+              <w:rPr>
+                <w:rFonts w:hint="eastAsia"/>
+                <w:sz w:val="20"/>
+                <w:szCs w:val="22"/>
+              </w:rPr>
+            </w:pPr>
+            <m:oMathPara>
+              <m:oMath>
+                <m:sSub>
+                  <m:sSubPr>
+                    <m:ctrlPr>
+                      <w:rPr>
+                        <w:rFonts w:ascii="Cambria Math" w:hAnsi="Cambria Math"/>
+                        <w:sz w:val="20"/>
+                        <w:szCs w:val="22"/>
+                      </w:rPr>
+                    </m:ctrlPr>
+                  </m:sSubPr>
+                  <m:e>
+                    <m:r>
+                      <w:rPr>
+                        <w:rFonts w:ascii="Cambria Math" w:hAnsi="Cambria Math"/>
+                        <w:sz w:val="20"/>
+                        <w:szCs w:val="22"/>
+                      </w:rPr>
+                      <m:t>I</m:t>
+                    </m:r>
+                  </m:e>
+                  <m:sub>
+                    <m:r>
+                      <w:rPr>
+                        <w:rFonts w:ascii="Cambria Math" w:hAnsi="Cambria Math"/>
+                        <w:sz w:val="20"/>
+                        <w:szCs w:val="22"/>
+                      </w:rPr>
+                      <m:t>theory</m:t>
+                    </m:r>
+                  </m:sub>
+                </m:sSub>
+              </m:oMath>
+            </m:oMathPara>
+          </w:p>
+        </w:tc>
+        <w:tc>
+          <w:tcPr>
+            <w:tcW w:w="2254" w:type="dxa"/>
+          </w:tcPr>
+          <w:p>
+            <w:pPr>
+              <w:rPr>
+                <w:rFonts w:hint="eastAsia"/>
+                <w:sz w:val="20"/>
+                <w:szCs w:val="22"/>
+              </w:rPr>
+            </w:pPr>
+            <w:r>
+              <w:rPr>
+                <w:sz w:val="20"/>
+                <w:szCs w:val="22"/>
+              </w:rPr>
+              <w:t>P</w:t>
+            </w:r>
+            <w:r>
+              <w:rPr>
+                <w:rFonts w:hint="eastAsia"/>
+                <w:sz w:val="20"/>
+                <w:szCs w:val="22"/>
+              </w:rPr>
+              <w:t>ercent error (%)</w:t>
+            </w:r>
+          </w:p>
+        </w:tc>
+      </w:tr>
+      <w:tr>
+        <w:tc>
+          <w:tcPr>
+            <w:tcW w:w="2254" w:type="dxa"/>
+          </w:tcPr>
+          <w:p>
+            <w:pPr>
+              <w:rPr>
+                <w:rFonts w:hint="eastAsia"/>
+                <w:sz w:val="20"/>
+                <w:szCs w:val="22"/>
+              </w:rPr>
+            </w:pPr>
+            <w:r>
+              <w:rPr>
+                <w:rFonts w:hint="eastAsia"/>
+                <w:sz w:val="20"/>
+                <w:szCs w:val="22"/>
+              </w:rPr>
+              <w:t>1</w:t>
+            </w:r>
+          </w:p>
+        </w:tc>
+        <w:tc>
+          <w:tcPr>
+            <w:tcW w:w="2254" w:type="dxa"/>
+          </w:tcPr>
+          <w:p>
+            <w:pPr>
+              <w:rPr>
+                <w:rFonts w:hint="eastAsia"/>
+                <w:sz w:val="20"/>
+                <w:szCs w:val="22"/>
+              </w:rPr>
+            </w:pPr>
+            <w:r>
+              <w:rPr>
+                <w:rFonts w:hint="eastAsia"/>
+                <w:sz w:val="20"/>
+                <w:szCs w:val="22"/>
+              </w:rPr>
+              <w:t>0.014</w:t>
+            </w:r>
+          </w:p>
+        </w:tc>
+        <w:tc>
+          <w:tcPr>
+            <w:tcW w:w="2254" w:type="dxa"/>
+          </w:tcPr>
+          <w:p>
+            <w:pPr>
+              <w:rPr>
+                <w:rFonts w:hint="eastAsia"/>
+                <w:sz w:val="20"/>
+                <w:szCs w:val="22"/>
+              </w:rPr>
+            </w:pPr>
+            <w:r>
+              <w:rPr>
+                <w:rFonts w:hint="eastAsia"/>
+                <w:sz w:val="20"/>
+                <w:szCs w:val="22"/>
+              </w:rPr>
+              <w:t>0.016</w:t>
+            </w:r>
+          </w:p>
+        </w:tc>
+        <w:tc>
+          <w:tcPr>
+            <w:tcW w:w="2254" w:type="dxa"/>
+          </w:tcPr>
+          <w:p>
+            <w:pPr>
+              <w:rPr>
+                <w:rFonts w:hint="eastAsia"/>
+                <w:sz w:val="20"/>
+                <w:szCs w:val="22"/>
+              </w:rPr>
+            </w:pPr>
+            <w:r>
+              <w:rPr>
+                <w:rFonts w:hint="eastAsia"/>
+                <w:sz w:val="20"/>
+                <w:szCs w:val="22"/>
+              </w:rPr>
+              <w:t>-12.5</w:t>
+            </w:r>
+          </w:p>
+        </w:tc>
+      </w:tr>
+      <w:tr>
+        <w:tc>
+          <w:tcPr>
+            <w:tcW w:w="2254" w:type="dxa"/>
+          </w:tcPr>
+          <w:p>
+            <w:pPr>
+              <w:rPr>
+                <w:rFonts w:hint="eastAsia"/>
+                <w:sz w:val="20"/>
+                <w:szCs w:val="22"/>
+              </w:rPr>
+            </w:pPr>
+            <w:r>
+              <w:rPr>
+                <w:rFonts w:hint="eastAsia"/>
+                <w:sz w:val="20"/>
+                <w:szCs w:val="22"/>
+              </w:rPr>
+              <w:t>2</w:t>
+            </w:r>
+          </w:p>
+        </w:tc>
+        <w:tc>
+          <w:tcPr>
+            <w:tcW w:w="2254" w:type="dxa"/>
+          </w:tcPr>
+          <w:p>
+            <w:pPr>
+              <w:rPr>
+                <w:rFonts w:hint="eastAsia"/>
+                <w:sz w:val="20"/>
+                <w:szCs w:val="22"/>
+              </w:rPr>
+            </w:pPr>
+            <w:r>
+              <w:rPr>
+                <w:rFonts w:hint="eastAsia"/>
+                <w:sz w:val="20"/>
+                <w:szCs w:val="22"/>
+              </w:rPr>
+              <w:t>0.011</w:t>
+            </w:r>
+          </w:p>
+        </w:tc>
+        <w:tc>
+          <w:tcPr>
+            <w:tcW w:w="2254" w:type="dxa"/>
+          </w:tcPr>
+          <w:p>
+            <w:pPr>
+              <w:rPr>
+                <w:rFonts w:hint="eastAsia"/>
+                <w:sz w:val="20"/>
+                <w:szCs w:val="22"/>
+              </w:rPr>
+            </w:pPr>
+            <w:r>
+              <w:rPr>
+                <w:rFonts w:hint="eastAsia"/>
+                <w:sz w:val="20"/>
+                <w:szCs w:val="22"/>
+              </w:rPr>
+              <w:t>0.016</w:t>
+            </w:r>
+          </w:p>
+        </w:tc>
+        <w:tc>
+          <w:tcPr>
+            <w:tcW w:w="2254" w:type="dxa"/>
+          </w:tcPr>
+          <w:p>
+            <w:pPr>
+              <w:rPr>
+                <w:rFonts w:hint="eastAsia"/>
+                <w:sz w:val="20"/>
+                <w:szCs w:val="22"/>
+              </w:rPr>
+            </w:pPr>
+            <w:r>
+              <w:rPr>
+                <w:rFonts w:hint="eastAsia"/>
+                <w:sz w:val="20"/>
+                <w:szCs w:val="22"/>
+              </w:rPr>
+              <w:t>-31.25</w:t>
+            </w:r>
+          </w:p>
+        </w:tc>
+      </w:tr>
+      <w:tr>
+        <w:tc>
+          <w:tcPr>
+            <w:tcW w:w="2254" w:type="dxa"/>
+          </w:tcPr>
+          <w:p>
+            <w:pPr>
+              <w:rPr>
+                <w:rFonts w:hint="eastAsia"/>
+                <w:sz w:val="20"/>
+                <w:szCs w:val="22"/>
+              </w:rPr>
+            </w:pPr>
+            <w:r>
+              <w:rPr>
+                <w:rFonts w:hint="eastAsia"/>
+                <w:sz w:val="20"/>
+                <w:szCs w:val="22"/>
+              </w:rPr>
+              <w:t>3</w:t>
+            </w:r>
+          </w:p>
+        </w:tc>
+        <w:tc>
+          <w:tcPr>
+            <w:tcW w:w="2254" w:type="dxa"/>
+          </w:tcPr>
+          <w:p>
+            <w:pPr>
+              <w:rPr>
+                <w:rFonts w:hint="eastAsia"/>
+                <w:sz w:val="20"/>
+                <w:szCs w:val="22"/>
+              </w:rPr>
+            </w:pPr>
+            <w:r>
+              <w:rPr>
+                <w:rFonts w:hint="eastAsia"/>
+                <w:sz w:val="20"/>
+                <w:szCs w:val="22"/>
+              </w:rPr>
+              <w:t>0.013</w:t>
+            </w:r>
+          </w:p>
+        </w:tc>
+        <w:tc>
+          <w:tcPr>
+            <w:tcW w:w="2254" w:type="dxa"/>
+          </w:tcPr>
+          <w:p>
+            <w:pPr>
+              <w:rPr>
+                <w:rFonts w:hint="eastAsia"/>
+                <w:sz w:val="20"/>
+                <w:szCs w:val="22"/>
+              </w:rPr>
+            </w:pPr>
+            <w:r>
+              <w:rPr>
+                <w:rFonts w:hint="eastAsia"/>
+                <w:sz w:val="20"/>
+                <w:szCs w:val="22"/>
+              </w:rPr>
+              <w:t>0.016</w:t>
+            </w:r>
+          </w:p>
+        </w:tc>
+        <w:tc>
+          <w:tcPr>
+            <w:tcW w:w="2254" w:type="dxa"/>
+          </w:tcPr>
+          <w:p>
+            <w:pPr>
+              <w:rPr>
+                <w:rFonts w:hint="eastAsia"/>
+                <w:sz w:val="20"/>
+                <w:szCs w:val="22"/>
+              </w:rPr>
+            </w:pPr>
+            <w:r>
+              <w:rPr>
+                <w:rFonts w:hint="eastAsia"/>
+                <w:sz w:val="20"/>
+                <w:szCs w:val="22"/>
+              </w:rPr>
+              <w:t>-18.75</w:t>
+            </w:r>
+          </w:p>
+        </w:tc>
+      </w:tr>
+      <w:tr>
+        <w:tc>
+          <w:tcPr>
+            <w:tcW w:w="2254" w:type="dxa"/>
+          </w:tcPr>
+          <w:p>
+            <w:pPr>
+              <w:rPr>
+                <w:rFonts w:hint="eastAsia"/>
+                <w:sz w:val="20"/>
+                <w:szCs w:val="22"/>
+              </w:rPr>
+            </w:pPr>
+            <w:r>
+              <w:rPr>
+                <w:rFonts w:hint="eastAsia"/>
+                <w:sz w:val="20"/>
+                <w:szCs w:val="22"/>
+              </w:rPr>
+              <w:t>4</w:t>
+            </w:r>
+          </w:p>
+        </w:tc>
+        <w:tc>
+          <w:tcPr>
+            <w:tcW w:w="2254" w:type="dxa"/>
+          </w:tcPr>
+          <w:p>
+            <w:pPr>
+              <w:rPr>
+                <w:rFonts w:hint="eastAsia"/>
+                <w:sz w:val="20"/>
+                <w:szCs w:val="22"/>
+              </w:rPr>
+            </w:pPr>
+            <w:r>
+              <w:rPr>
+                <w:rFonts w:hint="eastAsia"/>
+                <w:sz w:val="20"/>
+                <w:szCs w:val="22"/>
+              </w:rPr>
+              <w:t>0.013</w:t>
+            </w:r>
+          </w:p>
+        </w:tc>
+        <w:tc>
+          <w:tcPr>
+            <w:tcW w:w="2254" w:type="dxa"/>
+          </w:tcPr>
+          <w:p>
+            <w:pPr>
+              <w:rPr>
+                <w:rFonts w:hint="eastAsia"/>
+                <w:sz w:val="20"/>
+                <w:szCs w:val="22"/>
+              </w:rPr>
+            </w:pPr>
+            <w:r>
+              <w:rPr>
+                <w:rFonts w:hint="eastAsia"/>
+                <w:sz w:val="20"/>
+                <w:szCs w:val="22"/>
+              </w:rPr>
+              <w:t>0.016</w:t>
+            </w:r>
+          </w:p>
+        </w:tc>
+        <w:tc>
+          <w:tcPr>
+            <w:tcW w:w="2254" w:type="dxa"/>
+          </w:tcPr>
+          <w:p>
+            <w:pPr>
+              <w:rPr>
+                <w:rFonts w:hint="eastAsia"/>
+                <w:sz w:val="20"/>
+                <w:szCs w:val="22"/>
+              </w:rPr>
+            </w:pPr>
+            <w:r>
+              <w:rPr>
+                <w:rFonts w:hint="eastAsia"/>
+                <w:sz w:val="20"/>
+                <w:szCs w:val="22"/>
+              </w:rPr>
+              <w:t>-18.75</w:t>
+            </w:r>
+          </w:p>
+        </w:tc>
+      </w:tr>
+      <w:tr>
+        <w:tc>
+          <w:tcPr>
+            <w:tcW w:w="2254" w:type="dxa"/>
+          </w:tcPr>
+          <w:p>
+            <w:pPr>
+              <w:rPr>
+                <w:rFonts w:hint="eastAsia"/>
+                <w:sz w:val="20"/>
+                <w:szCs w:val="22"/>
+              </w:rPr>
+            </w:pPr>
+            <w:r>
+              <w:rPr>
+                <w:rFonts w:hint="eastAsia"/>
+                <w:sz w:val="20"/>
+                <w:szCs w:val="22"/>
+              </w:rPr>
+              <w:t>5</w:t>
+            </w:r>
+          </w:p>
+        </w:tc>
+        <w:tc>
+          <w:tcPr>
+            <w:tcW w:w="2254" w:type="dxa"/>
+          </w:tcPr>
+          <w:p>
+            <w:pPr>
+              <w:rPr>
+                <w:rFonts w:hint="eastAsia"/>
+                <w:sz w:val="20"/>
+                <w:szCs w:val="22"/>
+              </w:rPr>
+            </w:pPr>
+            <w:r>
+              <w:rPr>
+                <w:rFonts w:hint="eastAsia"/>
+                <w:sz w:val="20"/>
+                <w:szCs w:val="22"/>
+              </w:rPr>
+              <w:t>0.018</w:t>
+            </w:r>
+          </w:p>
+        </w:tc>
+        <w:tc>
+          <w:tcPr>
+            <w:tcW w:w="2254" w:type="dxa"/>
+          </w:tcPr>
+          <w:p>
+            <w:pPr>
+              <w:rPr>
+                <w:rFonts w:hint="eastAsia"/>
+                <w:sz w:val="20"/>
+                <w:szCs w:val="22"/>
+              </w:rPr>
+            </w:pPr>
+            <w:r>
+              <w:rPr>
+                <w:rFonts w:hint="eastAsia"/>
+                <w:sz w:val="20"/>
+                <w:szCs w:val="22"/>
+              </w:rPr>
+              <w:t>0.016</w:t>
+            </w:r>
+          </w:p>
+        </w:tc>
+        <w:tc>
+          <w:tcPr>
+            <w:tcW w:w="2254" w:type="dxa"/>
+          </w:tcPr>
+          <w:p>
+            <w:pPr>
+              <w:rPr>
+                <w:rFonts w:hint="eastAsia"/>
+                <w:sz w:val="20"/>
+                <w:szCs w:val="22"/>
+              </w:rPr>
+            </w:pPr>
+            <w:r>
+              <w:rPr>
+                <w:rFonts w:hint="eastAsia"/>
+                <w:sz w:val="20"/>
+                <w:szCs w:val="22"/>
+              </w:rPr>
+              <w:t>12.5</w:t>
+            </w:r>
+          </w:p>
+        </w:tc>
+      </w:tr>
+      <w:tr>
+        <w:tc>
+          <w:tcPr>
+            <w:tcW w:w="2254" w:type="dxa"/>
+          </w:tcPr>
+          <w:p>
+            <w:pPr>
+              <w:rPr>
+                <w:rFonts w:hint="eastAsia"/>
+                <w:sz w:val="20"/>
+                <w:szCs w:val="22"/>
+              </w:rPr>
+            </w:pPr>
+            <w:r>
+              <w:rPr>
+                <w:rFonts w:hint="eastAsia"/>
+                <w:sz w:val="20"/>
+                <w:szCs w:val="22"/>
+              </w:rPr>
+              <w:t>6</w:t>
+            </w:r>
+          </w:p>
+        </w:tc>
+        <w:tc>
+          <w:tcPr>
+            <w:tcW w:w="2254" w:type="dxa"/>
+          </w:tcPr>
+          <w:p>
+            <w:pPr>
+              <w:rPr>
+                <w:rFonts w:hint="eastAsia"/>
+                <w:sz w:val="20"/>
+                <w:szCs w:val="22"/>
+              </w:rPr>
+            </w:pPr>
+            <w:r>
+              <w:rPr>
+                <w:rFonts w:hint="eastAsia"/>
+                <w:sz w:val="20"/>
+                <w:szCs w:val="22"/>
+              </w:rPr>
+              <w:t>0.028</w:t>
+            </w:r>
+          </w:p>
+        </w:tc>
+        <w:tc>
+          <w:tcPr>
+            <w:tcW w:w="2254" w:type="dxa"/>
+          </w:tcPr>
+          <w:p>
+            <w:pPr>
+              <w:rPr>
+                <w:rFonts w:hint="eastAsia"/>
+                <w:sz w:val="20"/>
+                <w:szCs w:val="22"/>
+              </w:rPr>
+            </w:pPr>
+            <w:r>
+              <w:rPr>
+                <w:rFonts w:hint="eastAsia"/>
+                <w:sz w:val="20"/>
+                <w:szCs w:val="22"/>
+              </w:rPr>
+              <w:t>0.016</w:t>
+            </w:r>
+          </w:p>
+        </w:tc>
+        <w:tc>
+          <w:tcPr>
+            <w:tcW w:w="2254" w:type="dxa"/>
+          </w:tcPr>
+          <w:p>
+            <w:pPr>
+              <w:rPr>
+                <w:rFonts w:hint="eastAsia"/>
+                <w:sz w:val="20"/>
+                <w:szCs w:val="22"/>
+              </w:rPr>
+            </w:pPr>
+            <w:r>
+              <w:rPr>
+                <w:rFonts w:hint="eastAsia"/>
+                <w:sz w:val="20"/>
+                <w:szCs w:val="22"/>
+              </w:rPr>
+              <w:t>75.0</w:t>
+            </w:r>
+          </w:p>
+        </w:tc>
+      </w:tr>
+      <w:tr>
+        <w:tc>
+          <w:tcPr>
+            <w:tcW w:w="2254" w:type="dxa"/>
+          </w:tcPr>
+          <w:p>
+            <w:pPr>
+              <w:rPr>
+                <w:rFonts w:hint="eastAsia"/>
+                <w:sz w:val="20"/>
+                <w:szCs w:val="22"/>
+              </w:rPr>
+            </w:pPr>
+            <w:r>
+              <w:rPr>
+                <w:rFonts w:hint="eastAsia"/>
+                <w:sz w:val="20"/>
+                <w:szCs w:val="22"/>
+              </w:rPr>
+              <w:t>7</w:t>
+            </w:r>
+          </w:p>
+        </w:tc>
+        <w:tc>
+          <w:tcPr>
+            <w:tcW w:w="2254" w:type="dxa"/>
+          </w:tcPr>
+          <w:p>
+            <w:pPr>
+              <w:rPr>
+                <w:rFonts w:hint="eastAsia"/>
+                <w:sz w:val="20"/>
+                <w:szCs w:val="22"/>
+              </w:rPr>
+            </w:pPr>
+            <w:r>
+              <w:rPr>
+                <w:rFonts w:hint="eastAsia"/>
+                <w:sz w:val="20"/>
+                <w:szCs w:val="22"/>
+              </w:rPr>
+              <w:t>0.022</w:t>
+            </w:r>
+          </w:p>
+        </w:tc>
+        <w:tc>
+          <w:tcPr>
+            <w:tcW w:w="2254" w:type="dxa"/>
+          </w:tcPr>
+          <w:p>
+            <w:pPr>
+              <w:rPr>
+                <w:rFonts w:hint="eastAsia"/>
+                <w:sz w:val="20"/>
+                <w:szCs w:val="22"/>
+              </w:rPr>
+            </w:pPr>
+            <w:r>
+              <w:rPr>
+                <w:rFonts w:hint="eastAsia"/>
+                <w:sz w:val="20"/>
+                <w:szCs w:val="22"/>
+              </w:rPr>
+              <w:t>0.016</w:t>
+            </w:r>
+          </w:p>
+        </w:tc>
+        <w:tc>
+          <w:tcPr>
+            <w:tcW w:w="2254" w:type="dxa"/>
+          </w:tcPr>
+          <w:p>
+            <w:pPr>
+              <w:rPr>
+                <w:rFonts w:hint="eastAsia"/>
+                <w:sz w:val="20"/>
+                <w:szCs w:val="22"/>
+              </w:rPr>
+            </w:pPr>
+            <w:r>
+              <w:rPr>
+                <w:rFonts w:hint="eastAsia"/>
+                <w:sz w:val="20"/>
+                <w:szCs w:val="22"/>
+              </w:rPr>
+              <w:t>37.5</w:t>
+            </w:r>
+          </w:p>
+        </w:tc>
+      </w:tr>
+    </w:tbl>
+    <w:p>
+      <w:pPr>
+        <w:rPr>
+          <w:rFonts w:hint="eastAsia"/>
+          <w:sz w:val="20"/>
+          <w:szCs w:val="22"/>
+        </w:rPr>
+      </w:pPr>
+    </w:p>
+    <w:p>
+      <w:pPr>
+        <w:rPr>
+          <w:rFonts w:hint="eastAsia"/>
+          <w:sz w:val="20"/>
+          <w:szCs w:val="22"/>
+        </w:rPr>
+      </w:pPr>
+    </w:p>
+    <w:p>
+      <w:pPr>
+        <w:rPr>
+          <w:sz w:val="20"/>
+          <w:szCs w:val="22"/>
+        </w:rPr>
+      </w:pPr>
+      <w:r>
+        <w:rPr>
+          <w:rFonts w:hint="eastAsia"/>
+          <w:sz w:val="20"/>
+          <w:szCs w:val="22"/>
+        </w:rPr>
+        <w:t>실험에서,</w:t>
+      </w:r>
+      <w:r>
+        <w:rPr>
+          <w:rFonts w:hint="eastAsia"/>
+          <w:sz w:val="20"/>
+          <w:szCs w:val="22"/>
+        </w:rPr>
+        <w:t xml:space="preserve"> 원판의 회전방향이 바뀌면 precession 방향도 바뀌었다. 이는 이론적으로 작성한 식에서 그 이유를 알아볼 수 있다. 앞서 이론적 배경을 분석할 때 작성한 식을 살펴보면, </w:t>
+      </w:r>
+    </w:p>
+    <w:p>
+      <w:pPr>
+        <w:rPr>
+          <w:sz w:val="20"/>
+          <w:szCs w:val="22"/>
+        </w:rPr>
+      </w:pPr>
+      <m:oMathPara>
+        <m:oMath>
+          <m:r>
+            <w:rPr>
+              <w:rFonts w:ascii="Cambria Math" w:hAnsi="Cambria Math"/>
+              <w:sz w:val="20"/>
+              <w:szCs w:val="22"/>
+            </w:rPr>
+            <m:t>d</m:t>
+          </m:r>
+          <m:groupChr>
+            <m:groupChrPr>
+              <m:chr m:val="→"/>
+              <m:pos m:val="top"/>
+              <m:vertJc m:val="bot"/>
+              <m:ctrlPr>
+                <w:rPr>
+                  <w:rFonts w:ascii="Cambria Math" w:hAnsi="Cambria Math"/>
+                  <w:sz w:val="20"/>
+                  <w:szCs w:val="22"/>
+                </w:rPr>
+              </m:ctrlPr>
+            </m:groupChrPr>
+            <m:e>
+              <m:r>
+                <w:rPr>
+                  <w:rFonts w:ascii="Cambria Math" w:hAnsi="Cambria Math"/>
+                  <w:sz w:val="20"/>
+                  <w:szCs w:val="22"/>
+                </w:rPr>
+                <m:t>L</m:t>
+              </m:r>
+            </m:e>
+          </m:groupChr>
+          <m:r>
+            <w:rPr>
+              <w:rFonts w:ascii="Cambria Math" w:hAnsi="Cambria Math"/>
+              <w:sz w:val="20"/>
+              <w:szCs w:val="22"/>
+            </w:rPr>
+            <m:t>=L</m:t>
+          </m:r>
+          <m:acc>
+            <m:accPr>
+              <m:chr m:val="ˆ"/>
+              <m:ctrlPr>
+                <w:rPr>
+                  <w:rFonts w:ascii="Cambria Math" w:hAnsi="Cambria Math"/>
+                  <w:sz w:val="20"/>
+                  <w:szCs w:val="22"/>
+                </w:rPr>
+              </m:ctrlPr>
+            </m:accPr>
+            <m:e>
+              <m:r>
+                <w:rPr>
+                  <w:rFonts w:ascii="Cambria Math" w:hAnsi="Cambria Math"/>
+                  <w:sz w:val="20"/>
+                  <w:szCs w:val="22"/>
+                </w:rPr>
+                <m:t>ϕ</m:t>
+              </m:r>
+            </m:e>
+          </m:acc>
+          <m:r>
+            <w:rPr>
+              <w:rFonts w:ascii="Cambria Math" w:hAnsi="Cambria Math"/>
+              <w:sz w:val="20"/>
+              <w:szCs w:val="22"/>
+            </w:rPr>
+            <m:t>dϕ=</m:t>
+          </m:r>
+          <m:groupChr>
+            <m:groupChrPr>
+              <m:chr m:val="→"/>
+              <m:pos m:val="top"/>
+              <m:vertJc m:val="bot"/>
+              <m:ctrlPr>
+                <w:rPr>
+                  <w:rFonts w:ascii="Cambria Math" w:hAnsi="Cambria Math"/>
+                  <w:sz w:val="20"/>
+                  <w:szCs w:val="22"/>
+                </w:rPr>
+              </m:ctrlPr>
+            </m:groupChrPr>
+            <m:e>
+              <m:r>
+                <w:rPr>
+                  <w:rFonts w:ascii="Cambria Math" w:hAnsi="Cambria Math"/>
+                  <w:sz w:val="20"/>
+                  <w:szCs w:val="22"/>
+                </w:rPr>
+                <m:t>τ</m:t>
+              </m:r>
+            </m:e>
+          </m:groupChr>
+          <m:r>
+            <w:rPr>
+              <w:rFonts w:ascii="Cambria Math" w:hAnsi="Cambria Math"/>
+              <w:sz w:val="20"/>
+              <w:szCs w:val="22"/>
+            </w:rPr>
+            <m:t>dt</m:t>
+          </m:r>
+        </m:oMath>
+      </m:oMathPara>
+    </w:p>
+    <w:p>
+      <w:pPr>
+        <w:rPr>
+          <w:sz w:val="20"/>
+          <w:szCs w:val="22"/>
+        </w:rPr>
+      </w:pPr>
+      <w:r>
+        <w:rPr>
+          <w:rFonts w:hint="eastAsia"/>
+          <w:sz w:val="20"/>
+          <w:szCs w:val="22"/>
+        </w:rPr>
+        <w:t>이다. 이 때, 회전 방향을 바꾼다는 것은 L을 -L로 바꾸는 것이다. 즉, 각운동량의 변화 방향이 반대가 된다. 고로, precession의 방향이 반대가 된다.</w:t>
+      </w:r>
+    </w:p>
+    <w:p>
+      <w:pPr>
+        <w:rPr>
+          <w:sz w:val="20"/>
+          <w:szCs w:val="22"/>
+        </w:rPr>
+      </w:pPr>
+    </w:p>
+    <w:p>
+      <w:pPr>
+        <w:rPr>
+          <w:sz w:val="20"/>
+          <w:szCs w:val="22"/>
+        </w:rPr>
+      </w:pPr>
+      <w:r>
+        <w:rPr>
+          <w:sz w:val="20"/>
+          <w:szCs w:val="22"/>
+        </w:rPr>
+        <w:t>이상적인 경우 세차율은 θ와 무관하다. θ에서 중력에 의한 토크의 크기는 mgd sinθ로 작아지지만, 이 토크가 변화시키는 것은 각운동량의 수평 성분 L sinθ이다. 따라서 (L sinθ)Ω = mgd sinθ이고, 여전히 Ω = mgd/(Iω)이다. 즉 θ &lt; 90°와 θ &gt; 90°에서도 이론적으로 같은 세차율이 예상된다. 다만 실제로는 기울어진 상태에서 막대와 평형추의 연직축에 대한 관성모멘트가 달라지고, 균형이 θ = 90°를 기준으로 맞춰져 있으며, 마찰이나 장동의 크기도 달라질 수 있어 측정값에는 차이가 생길 수 있다.</w:t>
+      </w:r>
+    </w:p>
+    <w:p>
+      <w:pPr>
+        <w:rPr>
+          <w:sz w:val="20"/>
+          <w:szCs w:val="22"/>
+        </w:rPr>
+      </w:pPr>
+    </w:p>
+    <w:p>
+      <w:pPr>
+        <w:rPr>
+          <w:sz w:val="20"/>
+          <w:szCs w:val="22"/>
+        </w:rPr>
+      </w:pPr>
+      <w:r>
+        <w:rPr>
+          <w:rFonts w:hint="eastAsia"/>
+          <w:sz w:val="20"/>
+          <w:szCs w:val="22"/>
+        </w:rPr>
+        <w:t xml:space="preserve">2번실험에서도 nutation이 발생했다. 그 이유는, </w:t>
+      </w:r>
+      <w:r>
+        <w:rPr>
+          <w:rFonts w:hint="eastAsia"/>
+          <w:sz w:val="20"/>
+          <w:szCs w:val="22"/>
+        </w:rPr>
+        <w:t xml:space="preserve">회전판의 질량이 만들어내는 토크가 회전판을 기울이기에 충분히 강했기 때문이다. 그렇게 되면, 에너지가 보존된다고 가정할 때, 회전판이 내려감에 따라 연직 축을 따라 일어나는 회전의 각속도가 늘어나게 되고, 그렇게 되면 관성력 </w:t>
+      </w:r>
+      <m:oMath>
+        <m:r>
+          <w:rPr>
+            <w:rFonts w:ascii="Cambria Math" w:hAnsi="Cambria Math"/>
+            <w:sz w:val="20"/>
+            <w:szCs w:val="22"/>
+          </w:rPr>
+          <m:t>m</m:t>
+        </m:r>
+        <m:sSup>
+          <m:sSupPr>
+            <m:ctrlPr>
+              <w:rPr>
+                <w:rFonts w:ascii="Cambria Math" w:hAnsi="Cambria Math"/>
+                <w:sz w:val="20"/>
+                <w:szCs w:val="22"/>
+              </w:rPr>
+            </m:ctrlPr>
+          </m:sSupPr>
+          <m:e>
+            <m:r>
+              <w:rPr>
+                <w:rFonts w:ascii="Cambria Math" w:hAnsi="Cambria Math"/>
+                <w:sz w:val="20"/>
+                <w:szCs w:val="22"/>
+              </w:rPr>
+              <m:t>ω</m:t>
+            </m:r>
+          </m:e>
+          <m:sup>
+            <m:r>
+              <w:rPr>
+                <w:rFonts w:ascii="Cambria Math" w:hAnsi="Cambria Math"/>
+                <w:sz w:val="20"/>
+                <w:szCs w:val="22"/>
+              </w:rPr>
+              <m:t>2</m:t>
+            </m:r>
+          </m:sup>
+        </m:sSup>
+        <m:r>
+          <w:rPr>
+            <w:rFonts w:ascii="Cambria Math" w:hAnsi="Cambria Math"/>
+            <w:sz w:val="20"/>
+            <w:szCs w:val="22"/>
+          </w:rPr>
+          <m:t>r</m:t>
+        </m:r>
+      </m:oMath>
+      <w:r>
+        <w:rPr>
+          <w:rFonts w:hint="eastAsia"/>
+          <w:sz w:val="20"/>
+          <w:szCs w:val="22"/>
+        </w:rPr>
+        <w:lastRenderedPageBreak/>
+        <w:t xml:space="preserve">을 고려할 때, 이 r이 크고 </w:t>
+      </w:r>
+      <m:oMath>
+        <m:r>
+          <w:rPr>
+            <w:rFonts w:ascii="Cambria Math" w:hAnsi="Cambria Math"/>
+            <w:sz w:val="20"/>
+            <w:szCs w:val="22"/>
+          </w:rPr>
+          <m:t>ω</m:t>
+        </m:r>
+      </m:oMath>
+      <w:r>
+        <w:rPr>
+          <w:rFonts w:hint="eastAsia"/>
+          <w:sz w:val="20"/>
+          <w:szCs w:val="22"/>
+        </w:rPr>
+        <w:t xml:space="preserve">가 작았을 때 보다 더 강하게 회전의 바깥 방향으로 회전판이 움직인다. 그렇게 되면 다시 운동에너지가 중력 퍼텐셜에너지로 전환되고, 각운동량이 작아진다. 이 과정이 반복되기 때문에 nutation이 발생한다. </w:t>
+      </w:r>
+    </w:p>
+    <w:p>
+      <w:pPr>
+        <w:rPr>
+          <w:sz w:val="20"/>
+          <w:szCs w:val="22"/>
+        </w:rPr>
+      </w:pPr>
+      <w:r>
+        <w:rPr>
+          <w:rFonts w:hint="eastAsia"/>
+          <w:sz w:val="20"/>
+          <w:szCs w:val="22"/>
+        </w:rPr>
+        <w:t>nutation</w:t>
+      </w:r>
+      <w:r>
+        <w:rPr>
+          <w:sz w:val="20"/>
+          <w:szCs w:val="22"/>
+        </w:rPr>
+        <w:t xml:space="preserve">이 있으면 </w:t>
+      </w:r>
+      <w:r>
+        <w:rPr>
+          <w:rFonts w:hint="eastAsia"/>
+          <w:sz w:val="20"/>
+          <w:szCs w:val="22"/>
+        </w:rPr>
+        <w:t>precession</w:t>
+      </w:r>
+      <w:r>
+        <w:rPr>
+          <w:sz w:val="20"/>
+          <w:szCs w:val="22"/>
+        </w:rPr>
+        <w:t xml:space="preserve"> 각속도가 일정하지 않고 주기적으로 변하므로, 특정 순간의 기울기를 Ω로 쓰면 오차가 생긴다. 본 실험에서는 각도 데이터를 사인 항과 선형 항의 합으로 피팅하고, 정수 주기 동안의 평균인 B를 Ω로 사용하여 이 영향을 줄였다. 그러나 원판의 각속도가 작을수록 </w:t>
+      </w:r>
+      <w:r>
+        <w:rPr>
+          <w:rFonts w:hint="eastAsia"/>
+          <w:sz w:val="20"/>
+          <w:szCs w:val="22"/>
+        </w:rPr>
+        <w:t>nutation</w:t>
+      </w:r>
+      <w:r>
+        <w:rPr>
+          <w:sz w:val="20"/>
+          <w:szCs w:val="22"/>
+        </w:rPr>
+        <w:t>의 진폭이 커지고 Ω ≪ ω 근사도 나빠지므로, 각속도가 작았던 측정과 100 g 추를 사용한 측정에서 계산된 I가 크게 벗어난 것으로 보인다.</w:t>
+      </w:r>
+    </w:p>
+    <w:p>
+      <w:pPr>
+        <w:pStyle w:val="a6"/>
+        <w:numPr>
+          <w:ilvl w:val="0"/>
+          <w:numId w:val="1"/>
+        </w:numPr>
+        <w:rPr>
+          <w:sz w:val="20"/>
+          <w:szCs w:val="22"/>
+        </w:rPr>
+      </w:pPr>
+      <w:r>
+        <w:rPr>
+          <w:sz w:val="20"/>
+          <w:szCs w:val="22"/>
+        </w:rPr>
+        <w:t>S</w:t>
+      </w:r>
+      <w:r>
+        <w:rPr>
+          <w:rFonts w:hint="eastAsia"/>
+          <w:sz w:val="20"/>
+          <w:szCs w:val="22"/>
+        </w:rPr>
+        <w:t xml:space="preserve">ummary and </w:t>
+      </w:r>
+      <w:r>
+        <w:rPr>
+          <w:sz w:val="20"/>
+          <w:szCs w:val="22"/>
+        </w:rPr>
+        <w:t>C</w:t>
+      </w:r>
+      <w:r>
+        <w:rPr>
+          <w:rFonts w:hint="eastAsia"/>
+          <w:sz w:val="20"/>
+          <w:szCs w:val="22"/>
+        </w:rPr>
+        <w:t>onclusion</w:t>
+      </w:r>
+    </w:p>
+    <w:p>
+      <w:pPr>
+        <w:rPr>
+          <w:rFonts w:hint="eastAsia"/>
+          <w:sz w:val="20"/>
+          <w:szCs w:val="22"/>
+        </w:rPr>
+      </w:pPr>
+      <w:r>
+        <w:rPr>
+          <w:rFonts w:hint="eastAsia"/>
+          <w:sz w:val="20"/>
+          <w:szCs w:val="22"/>
+        </w:rPr>
+        <w:t>실험</w:t>
+      </w:r>
+      <w:r>
+        <w:rPr>
+          <w:sz w:val="20"/>
+          <w:szCs w:val="22"/>
+        </w:rPr>
+        <w:t xml:space="preserve"> 1에서는 낙하하는 추의 거리와 시간을 y = At² + B로 피팅하여 원판의 관성모멘트 I = 0.0137 kg·m²를 얻었다. 실험 2에서는 </w:t>
+      </w:r>
+      <w:r>
+        <w:rPr>
+          <w:rFonts w:hint="eastAsia"/>
+          <w:sz w:val="20"/>
+          <w:szCs w:val="22"/>
+        </w:rPr>
+        <w:t>precession</w:t>
+      </w:r>
+      <w:r>
+        <w:rPr>
+          <w:sz w:val="20"/>
+          <w:szCs w:val="22"/>
+        </w:rPr>
+        <w:t xml:space="preserve"> 각도를 피팅해 구한 평균 </w:t>
+      </w:r>
+      <w:r>
+        <w:rPr>
+          <w:rFonts w:hint="eastAsia"/>
+          <w:sz w:val="20"/>
+          <w:szCs w:val="22"/>
+        </w:rPr>
+        <w:t>precession rate</w:t>
+      </w:r>
+      <w:r>
+        <w:rPr>
+          <w:sz w:val="20"/>
+          <w:szCs w:val="22"/>
+        </w:rPr>
+        <w:t xml:space="preserve"> Ω와 포토게이트로 측정한 원판의 각속도 ω로부터 I = mgd/(Ωω)를 계산하였다. 50 g 추에서는 평균 I </w:t>
+      </w:r>
+      <w:r>
+        <w:rPr>
+          <w:rFonts w:ascii="Cambria Math" w:hAnsi="Cambria Math" w:cs="Cambria Math"/>
+          <w:sz w:val="20"/>
+          <w:szCs w:val="22"/>
+        </w:rPr>
+        <w:t>≈</w:t>
+      </w:r>
+      <w:r>
+        <w:rPr>
+          <w:sz w:val="20"/>
+          <w:szCs w:val="22"/>
+        </w:rPr>
+        <w:t xml:space="preserve"> 0.012 kg</w:t>
+      </w:r>
+      <w:r>
+        <w:rPr>
+          <w:rFonts w:ascii="맑은 고딕" w:eastAsia="맑은 고딕" w:hAnsi="맑은 고딕" w:cs="맑은 고딕" w:hint="eastAsia"/>
+          <w:sz w:val="20"/>
+          <w:szCs w:val="22"/>
+        </w:rPr>
+        <w:t>·</w:t>
+      </w:r>
+      <w:r>
+        <w:rPr>
+          <w:sz w:val="20"/>
+          <w:szCs w:val="22"/>
+        </w:rPr>
+        <w:t>m</w:t>
+      </w:r>
+      <w:r>
+        <w:rPr>
+          <w:rFonts w:ascii="맑은 고딕" w:eastAsia="맑은 고딕" w:hAnsi="맑은 고딕" w:cs="맑은 고딕" w:hint="eastAsia"/>
+          <w:sz w:val="20"/>
+          <w:szCs w:val="22"/>
+        </w:rPr>
+        <w:t>²</w:t>
+      </w:r>
+      <w:r>
+        <w:rPr>
+          <w:sz w:val="20"/>
+          <w:szCs w:val="22"/>
+        </w:rPr>
+        <w:t xml:space="preserve">로 실험 1과 약 10% 이내에서 일치했으나, 100 g 추와 각속도가 작은 경우에는 차이가 컸다. 실험 3에서는 초기 조건에 따라 서로 다른 </w:t>
+      </w:r>
+      <w:r>
+        <w:rPr>
+          <w:rFonts w:hint="eastAsia"/>
+          <w:sz w:val="20"/>
+          <w:szCs w:val="22"/>
+        </w:rPr>
+        <w:t>nutation</w:t>
+      </w:r>
+      <w:r>
+        <w:rPr>
+          <w:sz w:val="20"/>
+          <w:szCs w:val="22"/>
+        </w:rPr>
+        <w:t xml:space="preserve"> 패턴을 관찰하였다.</w:t>
+      </w:r>
+    </w:p>
+    <w:p>
+      <w:pPr>
+        <w:rPr>
+          <w:rFonts w:hint="eastAsia"/>
+          <w:sz w:val="20"/>
+          <w:szCs w:val="22"/>
+        </w:rPr>
+      </w:pPr>
+      <w:r>
+        <w:rPr>
+          <w:rFonts w:hint="eastAsia"/>
+          <w:sz w:val="20"/>
+          <w:szCs w:val="22"/>
+        </w:rPr>
+        <w:t>회전하는</w:t>
+      </w:r>
+      <w:r>
+        <w:rPr>
+          <w:sz w:val="20"/>
+          <w:szCs w:val="22"/>
+        </w:rPr>
+        <w:t xml:space="preserve"> 물체에 가해진 토크는 각운동량의 크기가 아니라 방향을 바꾸며, 그 결과 회전축이 쓰러지지 않고 </w:t>
+      </w:r>
+      <w:r>
+        <w:rPr>
+          <w:rFonts w:hint="eastAsia"/>
+          <w:sz w:val="20"/>
+          <w:szCs w:val="22"/>
+        </w:rPr>
+        <w:t>precession</w:t>
+      </w:r>
+      <w:r>
+        <w:rPr>
+          <w:sz w:val="20"/>
+          <w:szCs w:val="22"/>
+        </w:rPr>
+        <w:t xml:space="preserve">을 한다. </w:t>
+      </w:r>
+      <w:r>
+        <w:rPr>
+          <w:sz w:val="20"/>
+          <w:szCs w:val="22"/>
+        </w:rPr>
+        <w:t>P</w:t>
+      </w:r>
+      <w:r>
+        <w:rPr>
+          <w:rFonts w:hint="eastAsia"/>
+          <w:sz w:val="20"/>
+          <w:szCs w:val="22"/>
+        </w:rPr>
+        <w:t>recession rate</w:t>
+      </w:r>
+      <w:r>
+        <w:rPr>
+          <w:sz w:val="20"/>
+          <w:szCs w:val="22"/>
+        </w:rPr>
+        <w:t xml:space="preserve">은 토크에 비례하고 스핀 각운동량에 반비례하며, </w:t>
+      </w:r>
+      <w:r>
+        <w:rPr>
+          <w:rFonts w:hint="eastAsia"/>
+          <w:sz w:val="20"/>
+          <w:szCs w:val="22"/>
+        </w:rPr>
+        <w:t>precession</w:t>
+      </w:r>
+      <w:r>
+        <w:rPr>
+          <w:sz w:val="20"/>
+          <w:szCs w:val="22"/>
+        </w:rPr>
+        <w:t xml:space="preserve"> 방향은 스핀 방향에 따라 결정된다. 또한 초기 운동이 </w:t>
+      </w:r>
+      <w:r>
+        <w:rPr>
+          <w:rFonts w:hint="eastAsia"/>
+          <w:sz w:val="20"/>
+          <w:szCs w:val="22"/>
+        </w:rPr>
+        <w:t>precession</w:t>
+      </w:r>
+      <w:r>
+        <w:rPr>
+          <w:sz w:val="20"/>
+          <w:szCs w:val="22"/>
+        </w:rPr>
+        <w:t xml:space="preserve"> 평형 상태와 다르면, 에너지 보존에 의해 회전축이 평형 높이를 중심으로 진동하는 </w:t>
+      </w:r>
+      <w:r>
+        <w:rPr>
+          <w:rFonts w:hint="eastAsia"/>
+          <w:sz w:val="20"/>
+          <w:szCs w:val="22"/>
+        </w:rPr>
+        <w:t>nutation</w:t>
+      </w:r>
+      <w:r>
+        <w:rPr>
+          <w:sz w:val="20"/>
+          <w:szCs w:val="22"/>
+        </w:rPr>
+        <w:t>이 나타난다.</w:t>
+      </w:r>
     </w:p>
     <w:sectPr>
       <w:pgSz w:w="11906" w:h="16838"/>
@@ -5700,13 +7302,13 @@
 <file path=word/numbering.xml><?xml version="1.0" encoding="utf-8"?>
 <w:numbering xmlns:wpc="http://schemas.microsoft.com/office/word/2010/wordprocessingCanvas" xmlns:cx="http://schemas.microsoft.com/office/drawing/2014/chartex" xmlns:cx1="http://schemas.microsoft.com/office/drawing/2015/9/8/chartex" xmlns:cx2="http://schemas.microsoft.com/office/drawing/2015/10/21/chartex" xmlns:cx3="http://schemas.microsoft.com/office/drawing/2016/5/9/chartex" xmlns:cx4="http://schemas.microsoft.com/office/drawing/2016/5/10/chartex" xmlns:cx5="http://schemas.microsoft.com/office/drawing/2016/5/11/chartex" xmlns:cx6="http://schemas.microsoft.com/office/drawing/2016/5/12/chartex" xmlns:cx7="http://schemas.microsoft.com/office/drawing/2016/5/13/chartex" xmlns:cx8="http://schemas.microsoft.com/office/drawing/2016/5/14/chartex" xmlns:mc="http://schemas.openxmlformats.org/markup-compatibility/2006" xmlns:aink="http://schemas.microsoft.com/office/drawing/2016/ink" xmlns:am3d="http://schemas.microsoft.com/office/drawing/2017/model3d" xmlns:o="urn:schemas-microsoft-com:office:office" xmlns:oel="http://schemas.microsoft.com/office/2019/extlst" xmlns:r="http://schemas.openxmlformats.org/officeDocument/2006/relationships" xmlns:m="http://schemas.openxmlformats.org/officeDocument/2006/math" xmlns:v="urn:schemas-microsoft-com:vml" xmlns:wp14="http://schemas.microsoft.com/office/word/2010/wordprocessingDrawing" xmlns:wp="http://schemas.openxmlformats.org/drawingml/2006/wordprocessingDrawing" xmlns:w10="urn:schemas-microsoft-com:office:word" xmlns:w="http://schemas.openxmlformats.org/wordprocessingml/2006/main" xmlns:w14="http://schemas.microsoft.com/office/word/2010/wordml" xmlns:w15="http://schemas.microsoft.com/office/word/2012/wordml" xmlns:w16cex="http://schemas.microsoft.com/office/word/2018/wordml/cex" xmlns:w16cid="http://schemas.microsoft.com/office/word/2016/wordml/cid" xmlns:w16="http://schemas.microsoft.com/office/word/2018/wordml" xmlns:w16du="http://schemas.microsoft.com/office/word/2023/wordml/word16du" xmlns:w16sdtdh="http://schemas.microsoft.com/office/word/2020/wordml/sdtdatahash" xmlns:w16sdtfl="http://schemas.microsoft.com/office/word/2024/wordml/sdtformatlock" xmlns:w16se="http://schemas.microsoft.com/office/word/2015/wordml/symex" xmlns:wpg="http://schemas.microsoft.com/office/word/2010/wordprocessingGroup" xmlns:wpi="http://schemas.microsoft.com/office/word/2010/wordprocessingInk" xmlns:wne="http://schemas.microsoft.com/office/word/2006/wordml" xmlns:wps="http://schemas.microsoft.com/office/word/2010/wordprocessingShape" mc:Ignorable="w14 w15 w16se w16cid w16 w16cex w16sdtdh w16sdtfl w16du wp14">
   <w:abstractNum w:abstractNumId="0" w15:restartNumberingAfterBreak="0">
-    <w:nsid w:val="53F5166A"/>
+    <w:nsid w:val="2C7126D6"/>
     <w:multiLevelType w:val="hybridMultilevel"/>
-    <w:tmpl w:val="523A0DB8"/>
-    <w:lvl w:ilvl="0" w:tplc="D772EF5C">
+    <w:tmpl w:val="7A64D842"/>
+    <w:lvl w:ilvl="0" w:tplc="74402338">
       <w:start w:val="1"/>
       <w:numFmt w:val="decimal"/>
-      <w:lvlText w:val="%1."/>
+      <w:lvlText w:val="%1)"/>
       <w:lvlJc w:val="left"/>
       <w:pPr>
         <w:ind w:left="800" w:hanging="360"/>
@@ -5788,7 +7390,99 @@
       </w:pPr>
     </w:lvl>
   </w:abstractNum>
+  <w:abstractNum w:abstractNumId="1" w15:restartNumberingAfterBreak="0">
+    <w:nsid w:val="53F5166A"/>
+    <w:multiLevelType w:val="hybridMultilevel"/>
+    <w:tmpl w:val="523A0DB8"/>
+    <w:lvl w:ilvl="0" w:tplc="D772EF5C">
+      <w:start w:val="1"/>
+      <w:numFmt w:val="decimal"/>
+      <w:lvlText w:val="%1."/>
+      <w:lvlJc w:val="left"/>
+      <w:pPr>
+        <w:ind w:left="800" w:hanging="360"/>
+      </w:pPr>
+      <w:rPr>
+        <w:rFonts w:hint="default"/>
+      </w:rPr>
+    </w:lvl>
+    <w:lvl w:ilvl="1" w:tplc="04090019" w:tentative="1">
+      <w:start w:val="1"/>
+      <w:numFmt w:val="upperLetter"/>
+      <w:lvlText w:val="%2."/>
+      <w:lvlJc w:val="left"/>
+      <w:pPr>
+        <w:ind w:left="1320" w:hanging="440"/>
+      </w:pPr>
+    </w:lvl>
+    <w:lvl w:ilvl="2" w:tplc="0409001B" w:tentative="1">
+      <w:start w:val="1"/>
+      <w:numFmt w:val="lowerRoman"/>
+      <w:lvlText w:val="%3."/>
+      <w:lvlJc w:val="right"/>
+      <w:pPr>
+        <w:ind w:left="1760" w:hanging="440"/>
+      </w:pPr>
+    </w:lvl>
+    <w:lvl w:ilvl="3" w:tplc="0409000F" w:tentative="1">
+      <w:start w:val="1"/>
+      <w:numFmt w:val="decimal"/>
+      <w:lvlText w:val="%4."/>
+      <w:lvlJc w:val="left"/>
+      <w:pPr>
+        <w:ind w:left="2200" w:hanging="440"/>
+      </w:pPr>
+    </w:lvl>
+    <w:lvl w:ilvl="4" w:tplc="04090019" w:tentative="1">
+      <w:start w:val="1"/>
+      <w:numFmt w:val="upperLetter"/>
+      <w:lvlText w:val="%5."/>
+      <w:lvlJc w:val="left"/>
+      <w:pPr>
+        <w:ind w:left="2640" w:hanging="440"/>
+      </w:pPr>
+    </w:lvl>
+    <w:lvl w:ilvl="5" w:tplc="0409001B" w:tentative="1">
+      <w:start w:val="1"/>
+      <w:numFmt w:val="lowerRoman"/>
+      <w:lvlText w:val="%6."/>
+      <w:lvlJc w:val="right"/>
+      <w:pPr>
+        <w:ind w:left="3080" w:hanging="440"/>
+      </w:pPr>
+    </w:lvl>
+    <w:lvl w:ilvl="6" w:tplc="0409000F" w:tentative="1">
+      <w:start w:val="1"/>
+      <w:numFmt w:val="decimal"/>
+      <w:lvlText w:val="%7."/>
+      <w:lvlJc w:val="left"/>
+      <w:pPr>
+        <w:ind w:left="3520" w:hanging="440"/>
+      </w:pPr>
+    </w:lvl>
+    <w:lvl w:ilvl="7" w:tplc="04090019" w:tentative="1">
+      <w:start w:val="1"/>
+      <w:numFmt w:val="upperLetter"/>
+      <w:lvlText w:val="%8."/>
+      <w:lvlJc w:val="left"/>
+      <w:pPr>
+        <w:ind w:left="3960" w:hanging="440"/>
+      </w:pPr>
+    </w:lvl>
+    <w:lvl w:ilvl="8" w:tplc="0409001B" w:tentative="1">
+      <w:start w:val="1"/>
+      <w:numFmt w:val="lowerRoman"/>
+      <w:lvlText w:val="%9."/>
+      <w:lvlJc w:val="right"/>
+      <w:pPr>
+        <w:ind w:left="4400" w:hanging="440"/>
+      </w:pPr>
+    </w:lvl>
+  </w:abstractNum>
   <w:num w:numId="1" w16cid:durableId="1580825864">
+    <w:abstractNumId w:val="1"/>
+  </w:num>
+  <w:num w:numId="2" w16cid:durableId="1218904068">
     <w:abstractNumId w:val="0"/>
   </w:num>
 </w:numbering>
